--- a/docs/word/Apex - Klinika eggrafa SXEDIA.docx
+++ b/docs/word/Apex - Klinika eggrafa SXEDIA.docx
@@ -35,7 +35,7 @@
           <w:b w:val="0"/>
           <w:i/>
         </w:rPr>
-        <w:t xml:space="preserve">[ΕΠΩΝΥΜΙΑ Ι.Κ.Ε.] με διακριτικό τίτλο APEX-ARTISI ONLINE (και APEX PROTOCOL GLOBAL, ΑΥΤΟΓΝΩΣΙΑ ONLINE) — ΓΕΜΗ 16/09/2026. Σκοπός: υπηρεσίες ψυχολόγου και συμβουλευτικής, εκδόσεις/e-books, εφαρμογές, σεμινάρια, ομότιμη υποστήριξη. Δημόσιο μήνυμα: </w:t>
+        <w:t xml:space="preserve">ΕΥΑ ΚΑΡΑΝΑΣΙΟΥ ΚΩΣΤΑΣ ΛΑΧΑΝΑΣ Ι.Κ.Ε. με διακριτικό τίτλο APEX-ARTISI ONLINE (και APEX PROTOCOL GLOBAL, ΑΥΤΟΓΝΩΣΙΑ ONLINE) — ΓΕΜΗ 16/09/2026. Σκοπός: υπηρεσίες ψυχολόγου και συμβουλευτικής, εκδόσεις/e-books, εφαρμογές, σεμινάρια, ομότιμη υποστήριξη. Δημόσιο μήνυμα: </w:t>
       </w:r>
       <w:r>
         <w:rPr>
@@ -1994,7 +1994,7 @@
         <w:rPr>
           <w:b w:val="0"/>
         </w:rPr>
-        <w:t>Καλώς ήρθες στο πρόγραμμα υποστήριξης της [ΕΠΩΝΥΜΙΑ Ι.Κ.Ε.] με διακριτικό τίτλο APEX-ARTISI ONLINE — «Υποστήριξη Αλλαγής Συμπεριφοράς». Αυτό το κείμενο εξηγεί με απλά λόγια πώς δουλεύουμε online, τι μπορούμε να κάνουμε για σένα και τι όχι. Διάβασέ το με την ησυχία σου και ρώτα ό,τι θέλεις πριν υπογράψεις.</w:t>
+        <w:t>Καλώς ήρθες στο πρόγραμμα υποστήριξης της ΕΥΑ ΚΑΡΑΝΑΣΙΟΥ ΚΩΣΤΑΣ ΛΑΧΑΝΑΣ Ι.Κ.Ε. με διακριτικό τίτλο APEX-ARTISI ONLINE — «Υποστήριξη Αλλαγής Συμπεριφοράς». Αυτό το κείμενο εξηγεί με απλά λόγια πώς δουλεύουμε online, τι μπορούμε να κάνουμε για σένα και τι όχι. Διάβασέ το με την ησυχία σου και ρώτα ό,τι θέλεις πριν υπογράψεις.</w:t>
       </w:r>
     </w:p>
     <w:p>
@@ -3333,7 +3333,7 @@
         <w:rPr>
           <w:b w:val="0"/>
         </w:rPr>
-        <w:t xml:space="preserve"> το μέλος. Ο/η ψυχολόγος ή σύμβουλος της έναρξης εξηγεί και βεβαιώνει ότι έγινε κατανοητό. Ο υπεύθυνος επεξεργασίας, [ΕΠΩΝΥΜΙΑ Ι.Κ.Ε.] με διακριτικό τίτλο APEX-ARTISI ONLINE, κρατά το αρχείο.</w:t>
+        <w:t xml:space="preserve"> το μέλος. Ο/η ψυχολόγος ή σύμβουλος της έναρξης εξηγεί και βεβαιώνει ότι έγινε κατανοητό. Ο υπεύθυνος επεξεργασίας, ΕΥΑ ΚΑΡΑΝΑΣΙΟΥ ΚΩΣΤΑΣ ΛΑΧΑΝΑΣ Ι.Κ.Ε. με διακριτικό τίτλο APEX-ARTISI ONLINE, κρατά το αρχείο.</w:t>
       </w:r>
     </w:p>
     <w:p>
@@ -3364,7 +3364,7 @@
         <w:rPr>
           <w:b w:val="0"/>
         </w:rPr>
-        <w:t xml:space="preserve"> [ΕΠΩΝΥΜΙΑ Ι.Κ.Ε.] με διακριτικό τίτλο APEX-ARTISI ONLINE, [ΔΙΕΥΘΥΝΣΗ], [ΑΦΜ], ΓΕΜΗ [ΑΡ. ΓΕΜΗ], email: [EMAIL]. Υπεύθυνος προστασίας δεδομένων (αν έχει οριστεί): [ΟΝΟΜΑ/EMAIL DPO].</w:t>
+        <w:t xml:space="preserve"> ΕΥΑ ΚΑΡΑΝΑΣΙΟΥ ΚΩΣΤΑΣ ΛΑΧΑΝΑΣ Ι.Κ.Ε. με διακριτικό τίτλο APEX-ARTISI ONLINE, [ΔΙΕΥΘΥΝΣΗ], [ΑΦΜ], ΓΕΜΗ [ΑΡ. ΓΕΜΗ], email: [EMAIL]. Υπεύθυνος προστασίας δεδομένων (αν έχει οριστεί): [ΟΝΟΜΑ/EMAIL DPO].</w:t>
       </w:r>
     </w:p>
     <w:p>
@@ -5421,7 +5421,7 @@
         <w:rPr>
           <w:b w:val="0"/>
         </w:rPr>
-        <w:t>Αυτό δεν είναι «κανονισμός» για να σε τιμωρήσουμε. Είναι μια συμφωνία ανάμεσα σε σένα και στην [ΕΠΩΝΥΜΙΑ Ι.Κ.Ε.] με διακριτικό τίτλο APEX-ARTISI ONLINE («Υποστήριξη Αλλαγής Συμπεριφοράς»), ώστε να ξέρουμε όλοι τι περιμένουμε ο ένας από τον άλλον. Οργάνωση χωρίς αυστηρότητα.</w:t>
+        <w:t>Αυτό δεν είναι «κανονισμός» για να σε τιμωρήσουμε. Είναι μια συμφωνία ανάμεσα σε σένα και στην ΕΥΑ ΚΑΡΑΝΑΣΙΟΥ ΚΩΣΤΑΣ ΛΑΧΑΝΑΣ Ι.Κ.Ε. με διακριτικό τίτλο APEX-ARTISI ONLINE («Υποστήριξη Αλλαγής Συμπεριφοράς»), ώστε να ξέρουμε όλοι τι περιμένουμε ο ένας από τον άλλον. Οργάνωση χωρίς αυστηρότητα.</w:t>
       </w:r>
     </w:p>
     <w:p>
@@ -6983,7 +6983,7 @@
         <w:rPr>
           <w:b w:val="0"/>
         </w:rPr>
-        <w:t xml:space="preserve"> ο επαγγελματίας και η Εύα (για την [ΕΠΩΝΥΜΙΑ Ι.Κ.Ε.] με διακριτικό τίτλο APEX-ARTISI ONLINE). Τα έγγραφα φυλάσσονται από την εταιρεία </w:t>
+        <w:t xml:space="preserve"> ο επαγγελματίας και η Εύα (για την ΕΥΑ ΚΑΡΑΝΑΣΙΟΥ ΚΩΣΤΑΣ ΛΑΧΑΝΑΣ Ι.Κ.Ε. με διακριτικό τίτλο APEX-ARTISI ONLINE). Τα έγγραφα φυλάσσονται από την εταιρεία </w:t>
       </w:r>
       <w:r>
         <w:rPr>
